--- a/img/saco/saco_2/imprimir_lamina_para_sublimar.docx
+++ b/img/saco/saco_2/imprimir_lamina_para_sublimar.docx
@@ -6,7 +6,7 @@
       <w:r>
         <w:drawing>
           <wp:inline xmlns:a="http://schemas.openxmlformats.org/drawingml/2006/main" xmlns:pic="http://schemas.openxmlformats.org/drawingml/2006/picture">
-            <wp:extent cx="2032000" cy="2800350"/>
+            <wp:extent cx="7200900" cy="9923740"/>
             <wp:docPr id="1" name="Picture 1"/>
             <wp:cNvGraphicFramePr>
               <a:graphicFrameLocks noChangeAspect="1"/>
@@ -27,7 +27,7 @@
                   <pic:spPr>
                     <a:xfrm>
                       <a:off x="0" y="0"/>
-                      <a:ext cx="2032000" cy="2800350"/>
+                      <a:ext cx="7200900" cy="9923740"/>
                     </a:xfrm>
                     <a:prstGeom prst="rect"/>
                   </pic:spPr>
@@ -43,7 +43,7 @@
       <w:r>
         <w:drawing>
           <wp:inline xmlns:a="http://schemas.openxmlformats.org/drawingml/2006/main" xmlns:pic="http://schemas.openxmlformats.org/drawingml/2006/picture">
-            <wp:extent cx="2032000" cy="2800350"/>
+            <wp:extent cx="7200900" cy="9923740"/>
             <wp:docPr id="2" name="Picture 2"/>
             <wp:cNvGraphicFramePr>
               <a:graphicFrameLocks noChangeAspect="1"/>
@@ -64,7 +64,7 @@
                   <pic:spPr>
                     <a:xfrm>
                       <a:off x="0" y="0"/>
-                      <a:ext cx="2032000" cy="2800350"/>
+                      <a:ext cx="7200900" cy="9923740"/>
                     </a:xfrm>
                     <a:prstGeom prst="rect"/>
                   </pic:spPr>
@@ -76,8 +76,8 @@
       </w:r>
     </w:p>
     <w:sectPr>
-      <w:pgSz w:w="16838" w:h="11906" w:orient="landscape"/>
-      <w:pgMar w:top="567" w:right="567" w:bottom="567" w:left="567" w:header="720" w:footer="720" w:gutter="0"/>
+      <w:pgSz w:w="11906" w:h="16838"/>
+      <w:pgMar w:top="283" w:right="283" w:bottom="283" w:left="283" w:header="720" w:footer="720" w:gutter="0"/>
       <w:cols w:space="720"/>
       <w:docGrid w:linePitch="360"/>
     </w:sectPr>

--- a/img/saco/saco_2/imprimir_lamina_para_sublimar.docx
+++ b/img/saco/saco_2/imprimir_lamina_para_sublimar.docx
@@ -15,7 +15,7 @@
               <a:graphicData uri="http://schemas.openxmlformats.org/drawingml/2006/picture">
                 <pic:pic>
                   <pic:nvPicPr>
-                    <pic:cNvPr id="0" name="lamina_espaldar_saco_2.png"/>
+                    <pic:cNvPr id="0" name="lamina_frontal_saco_2.png"/>
                     <pic:cNvPicPr/>
                   </pic:nvPicPr>
                   <pic:blipFill>
@@ -52,7 +52,7 @@
               <a:graphicData uri="http://schemas.openxmlformats.org/drawingml/2006/picture">
                 <pic:pic>
                   <pic:nvPicPr>
-                    <pic:cNvPr id="0" name="lamina_espaldar_saco_2.png"/>
+                    <pic:cNvPr id="0" name="lamina_frontal_saco_2.png"/>
                     <pic:cNvPicPr/>
                   </pic:nvPicPr>
                   <pic:blipFill>

--- a/img/saco/saco_2/imprimir_lamina_para_sublimar.docx
+++ b/img/saco/saco_2/imprimir_lamina_para_sublimar.docx
@@ -15,7 +15,7 @@
               <a:graphicData uri="http://schemas.openxmlformats.org/drawingml/2006/picture">
                 <pic:pic>
                   <pic:nvPicPr>
-                    <pic:cNvPr id="0" name="lamina_frontal_saco_2.png"/>
+                    <pic:cNvPr id="0" name="lamina_espaldar_saco_2.png"/>
                     <pic:cNvPicPr/>
                   </pic:nvPicPr>
                   <pic:blipFill>
@@ -52,7 +52,7 @@
               <a:graphicData uri="http://schemas.openxmlformats.org/drawingml/2006/picture">
                 <pic:pic>
                   <pic:nvPicPr>
-                    <pic:cNvPr id="0" name="lamina_frontal_saco_2.png"/>
+                    <pic:cNvPr id="0" name="lamina_espaldar_saco_2.png"/>
                     <pic:cNvPicPr/>
                   </pic:nvPicPr>
                   <pic:blipFill>
